--- a/policies/build/masters/MOM.6_v2_master.docx
+++ b/policies/build/masters/MOM.6_v2_master.docx
@@ -11,40 +11,25 @@
         <w:rPr>
           <w:b/>
           <w:bCs/>
+          <w:sz w:val="28"/>
+          <w:szCs w:val="28"/>
+        </w:rPr>
+        <w:t>Policy on Medications Are Administered Safely</w:t>
+      </w:r>
+    </w:p>
+    <w:p>
+      <w:pPr>
+        <w:spacing w:after="60"/>
+        <w:jc w:val="center"/>
+      </w:pPr>
+      <w:r>
+        <w:rPr>
+          <w:b/>
+          <w:bCs/>
           <w:sz w:val="32"/>
           <w:szCs w:val="32"/>
         </w:rPr>
         <w:t xml:space="preserve">«Hospital Name»</w:t>
-      </w:r>
-    </w:p>
-    <w:p>
-      <w:pPr>
-        <w:spacing w:after="60"/>
-        <w:jc w:val="center"/>
-      </w:pPr>
-      <w:r>
-        <w:rPr>
-          <w:b/>
-          <w:bCs/>
-          <w:sz w:val="28"/>
-          <w:szCs w:val="28"/>
-        </w:rPr>
-        <w:t xml:space="preserve">Medications Are Administered Safely</w:t>
-      </w:r>
-    </w:p>
-    <w:p>
-      <w:pPr>
-        <w:spacing w:after="240"/>
-        <w:jc w:val="center"/>
-      </w:pPr>
-      <w:r>
-        <w:rPr>
-          <w:i/>
-          <w:iCs/>
-          <w:sz w:val="20"/>
-          <w:szCs w:val="20"/>
-        </w:rPr>
-        <w:t xml:space="preserve">Safe administration: five rights, verification, documentation and governance.</w:t>
       </w:r>
     </w:p>
     <w:p>
@@ -2671,159 +2656,6 @@
         <w:t xml:space="preserve">The Nursing Superintendent holds signed acknowledgements with the induction record.</w:t>
       </w:r>
     </w:p>
-    <w:p>
-      <w:pPr>
-        <w:pStyle w:val="Heading1"/>
-        <w:spacing w:after="120" w:before="280"/>
-      </w:pPr>
-      <w:r>
-        <w:t xml:space="preserve">10. References</w:t>
-      </w:r>
-    </w:p>
-    <w:p>
-      <w:pPr>
-        <w:pStyle w:val="ListParagraph"/>
-        <w:numPr>
-          <w:ilvl w:val="0"/>
-          <w:numId w:val="1"/>
-        </w:numPr>
-        <w:spacing w:after="60"/>
-      </w:pPr>
-      <w:r>
-        <w:rPr>
-          <w:sz w:val="22"/>
-          <w:szCs w:val="22"/>
-        </w:rPr>
-        <w:t xml:space="preserve">National Accreditation Board for Hospitals and Healthcare Providers (NABH), Standards for Small Healthcare Organisations, 3rd Edition — Management of Medication chapter, standard MOM.6.</w:t>
-      </w:r>
-    </w:p>
-    <w:p>
-      <w:pPr>
-        <w:pStyle w:val="ListParagraph"/>
-        <w:numPr>
-          <w:ilvl w:val="0"/>
-          <w:numId w:val="1"/>
-        </w:numPr>
-        <w:spacing w:after="60"/>
-      </w:pPr>
-      <w:r>
-        <w:rPr>
-          <w:sz w:val="22"/>
-          <w:szCs w:val="22"/>
-        </w:rPr>
-        <w:t xml:space="preserve">Internal documents of «Hospital Name»: medication administration record (MAR); patient identification policy (PSQ); MOM.7 monitoring and reporting; tubing labelling protocol.</w:t>
-      </w:r>
-    </w:p>
-    <w:p>
-      <w:pPr>
-        <w:pStyle w:val="Heading1"/>
-        <w:spacing w:after="120" w:before="280"/>
-      </w:pPr>
-      <w:r>
-        <w:t xml:space="preserve">11. Distribution</w:t>
-      </w:r>
-    </w:p>
-    <w:p>
-      <w:pPr>
-        <w:spacing w:after="140"/>
-      </w:pPr>
-      <w:r>
-        <w:rPr>
-          <w:sz w:val="22"/>
-          <w:szCs w:val="22"/>
-        </w:rPr>
-        <w:t xml:space="preserve">Official master copy: office of the Medical Superintendent, «Hospital Name», with the ward in-charge nurse and the Quality Coordinator.</w:t>
-      </w:r>
-    </w:p>
-    <w:p>
-      <w:pPr>
-        <w:spacing w:after="140"/>
-      </w:pPr>
-      <w:r>
-        <w:rPr>
-          <w:sz w:val="22"/>
-          <w:szCs w:val="22"/>
-        </w:rPr>
-        <w:t xml:space="preserve">Copies issued to: every in-patient ward; emergency room; operation theatre; ICU where it exists; nursing administration; pharmacy.</w:t>
-      </w:r>
-    </w:p>
-    <w:p>
-      <w:pPr>
-        <w:spacing w:after="140"/>
-      </w:pPr>
-      <w:r>
-        <w:rPr>
-          <w:sz w:val="22"/>
-          <w:szCs w:val="22"/>
-        </w:rPr>
-        <w:t xml:space="preserve">The current version is available to all staff at the «nursing station policy file» and, if the hospital keeps an intranet, at «staff intranet / policies».</w:t>
-      </w:r>
-    </w:p>
-    <w:p>
-      <w:pPr>
-        <w:spacing w:after="140"/>
-      </w:pPr>
-      <w:r>
-        <w:rPr>
-          <w:sz w:val="22"/>
-          <w:szCs w:val="22"/>
-        </w:rPr>
-        <w:t xml:space="preserve">When a new version is issued, take old copies out of use.</w:t>
-      </w:r>
-    </w:p>
-    <w:p>
-      <w:pPr>
-        <w:pStyle w:val="Heading1"/>
-        <w:spacing w:after="120" w:before="280"/>
-      </w:pPr>
-      <w:r>
-        <w:t xml:space="preserve">12. Abbreviations</w:t>
-      </w:r>
-    </w:p>
-    <w:p>
-      <w:pPr>
-        <w:spacing w:after="140"/>
-      </w:pPr>
-      <w:r>
-        <w:rPr>
-          <w:sz w:val="22"/>
-          <w:szCs w:val="22"/>
-        </w:rPr>
-        <w:t xml:space="preserve">CAPA — corrective and preventive action
-IM — intramuscular
-IV — intravenous
-MAR — medication administration record
-MOM — Management of Medication (NABH SHCO chapter 7)
-NABH — National Accreditation Board for Hospitals and Healthcare Providers
-OE — objective element
-PSQ — Patient Safety and Quality Improvement (NABH SHCO chapter 3)
-SC — subcutaneous
-SHCO — Standards for Small Healthcare Organisations</w:t>
-      </w:r>
-    </w:p>
-    <w:p>
-      <w:pPr>
-        <w:pStyle w:val="Heading1"/>
-        <w:spacing w:after="120" w:before="280"/>
-      </w:pPr>
-      <w:r>
-        <w:t xml:space="preserve">13. Traceability to NABH SHCO 3rd Edition MOM.6</w:t>
-      </w:r>
-    </w:p>
-    <w:p>
-      <w:pPr>
-        <w:spacing w:after="120"/>
-      </w:pPr>
-      <w:r>
-        <w:rPr>
-          <w:i/>
-          <w:iCs/>
-          <w:sz w:val="20"/>
-          <w:szCs w:val="20"/>
-        </w:rPr>
-        <w:t xml:space="preserve">This table is an index. It is not how the policy is organised.</w:t>
-      </w:r>
-    </w:p>
     <w:tbl>
       <w:tblPr>
         <w:tblW w:type="pct" w:w="100%"/>
@@ -3753,7 +3585,94 @@
         <w:spacing w:after="120" w:before="280"/>
       </w:pPr>
       <w:r>
-        <w:t xml:space="preserve">14. Required Records / Evidence Checklist</w:t>
+        <w:t>10. Distribution</w:t>
+      </w:r>
+    </w:p>
+    <w:p>
+      <w:pPr>
+        <w:spacing w:after="140"/>
+      </w:pPr>
+      <w:r>
+        <w:rPr>
+          <w:sz w:val="22"/>
+          <w:szCs w:val="22"/>
+        </w:rPr>
+        <w:t xml:space="preserve">Official master copy: office of the Medical Superintendent, «Hospital Name», with the ward in-charge nurse and the Quality Coordinator.</w:t>
+      </w:r>
+    </w:p>
+    <w:p>
+      <w:pPr>
+        <w:spacing w:after="140"/>
+      </w:pPr>
+      <w:r>
+        <w:rPr>
+          <w:sz w:val="22"/>
+          <w:szCs w:val="22"/>
+        </w:rPr>
+        <w:t xml:space="preserve">Copies issued to: every in-patient ward; emergency room; operation theatre; ICU where it exists; nursing administration; pharmacy.</w:t>
+      </w:r>
+    </w:p>
+    <w:p>
+      <w:pPr>
+        <w:spacing w:after="140"/>
+      </w:pPr>
+      <w:r>
+        <w:rPr>
+          <w:sz w:val="22"/>
+          <w:szCs w:val="22"/>
+        </w:rPr>
+        <w:t xml:space="preserve">The current version is available to all staff at the «nursing station policy file» and, if the hospital keeps an intranet, at «staff intranet / policies».</w:t>
+      </w:r>
+    </w:p>
+    <w:p>
+      <w:pPr>
+        <w:spacing w:after="140"/>
+      </w:pPr>
+      <w:r>
+        <w:rPr>
+          <w:sz w:val="22"/>
+          <w:szCs w:val="22"/>
+        </w:rPr>
+        <w:t xml:space="preserve">When a new version is issued, take old copies out of use.</w:t>
+      </w:r>
+    </w:p>
+    <w:p>
+      <w:pPr>
+        <w:pStyle w:val="Heading1"/>
+        <w:spacing w:after="120" w:before="280"/>
+      </w:pPr>
+      <w:r>
+        <w:t>11. Abbreviations</w:t>
+      </w:r>
+    </w:p>
+    <w:p>
+      <w:pPr>
+        <w:spacing w:after="140"/>
+      </w:pPr>
+      <w:r>
+        <w:rPr>
+          <w:sz w:val="22"/>
+          <w:szCs w:val="22"/>
+        </w:rPr>
+        <w:t xml:space="preserve">CAPA — corrective and preventive action
+IM — intramuscular
+IV — intravenous
+MAR — medication administration record
+MOM — Management of Medication (NABH SHCO chapter 7)
+NABH — National Accreditation Board for Hospitals and Healthcare Providers
+OE — objective element
+PSQ — Patient Safety and Quality Improvement (NABH SHCO chapter 3)
+SC — subcutaneous
+SHCO — Standards for Small Healthcare Organisations</w:t>
+      </w:r>
+    </w:p>
+    <w:p>
+      <w:pPr>
+        <w:pStyle w:val="Heading1"/>
+        <w:spacing w:after="120" w:before="280"/>
+      </w:pPr>
+      <w:r>
+        <w:t>12. Traceability to NABH SHCO 3rd Edition MOM.6</w:t>
       </w:r>
     </w:p>
     <w:p>
@@ -3767,6 +3686,29 @@
           <w:sz w:val="20"/>
           <w:szCs w:val="20"/>
         </w:rPr>
+        <w:t xml:space="preserve">This table is an index. It is not how the policy is organised.</w:t>
+      </w:r>
+    </w:p>
+    <w:p>
+      <w:pPr>
+        <w:pStyle w:val="Heading1"/>
+        <w:spacing w:after="120" w:before="280"/>
+      </w:pPr>
+      <w:r>
+        <w:t>13. Required Records / Evidence Checklist</w:t>
+      </w:r>
+    </w:p>
+    <w:p>
+      <w:pPr>
+        <w:spacing w:after="120"/>
+      </w:pPr>
+      <w:r>
+        <w:rPr>
+          <w:i/>
+          <w:iCs/>
+          <w:sz w:val="20"/>
+          <w:szCs w:val="20"/>
+        </w:rPr>
         <w:t xml:space="preserve">Records the hospital holds under this policy, listed by objective element.</w:t>
       </w:r>
     </w:p>
@@ -4342,6 +4284,49 @@
           <w:szCs w:val="22"/>
         </w:rPr>
         <w:t xml:space="preserve">Records of unapproved medications stored separately and returned at discharge.</w:t>
+      </w:r>
+    </w:p>
+    <w:p>
+      <w:pPr>
+        <w:pStyle w:val="Heading1"/>
+        <w:spacing w:after="120" w:before="280"/>
+      </w:pPr>
+      <w:r>
+        <w:t>14. References</w:t>
+      </w:r>
+    </w:p>
+    <w:p>
+      <w:pPr>
+        <w:pStyle w:val="ListParagraph"/>
+        <w:numPr>
+          <w:ilvl w:val="0"/>
+          <w:numId w:val="1"/>
+        </w:numPr>
+        <w:spacing w:after="60"/>
+      </w:pPr>
+      <w:r>
+        <w:rPr>
+          <w:sz w:val="22"/>
+          <w:szCs w:val="22"/>
+        </w:rPr>
+        <w:t xml:space="preserve">National Accreditation Board for Hospitals and Healthcare Providers (NABH), Standards for Small Healthcare Organisations, 3rd Edition — Management of Medication chapter, standard MOM.6.</w:t>
+      </w:r>
+    </w:p>
+    <w:p>
+      <w:pPr>
+        <w:pStyle w:val="ListParagraph"/>
+        <w:numPr>
+          <w:ilvl w:val="0"/>
+          <w:numId w:val="1"/>
+        </w:numPr>
+        <w:spacing w:after="60"/>
+      </w:pPr>
+      <w:r>
+        <w:rPr>
+          <w:sz w:val="22"/>
+          <w:szCs w:val="22"/>
+        </w:rPr>
+        <w:t xml:space="preserve">Internal documents of «Hospital Name»: medication administration record (MAR); patient identification policy (PSQ); MOM.7 monitoring and reporting; tubing labelling protocol.</w:t>
       </w:r>
     </w:p>
     <w:p>
@@ -4466,7 +4451,7 @@
         <w:sz w:val="16"/>
         <w:szCs w:val="16"/>
       </w:rPr>
-      <w:t xml:space="preserve">«Hospital Name»  |  MOM/POL/06  |  Controlled document  |  Medications Are Administered Safely</w:t>
+      <w:t>«Hospital Name»  |  MOM/POL/06  |  Controlled document  |  Policy on Medications Are Administered Safely</w:t>
     </w:r>
   </w:p>
 </w:ftr>

--- a/policies/build/masters/MOM.6_v2_master.docx
+++ b/policies/build/masters/MOM.6_v2_master.docx
@@ -1837,7 +1837,7 @@
           <w:sz w:val="22"/>
           <w:szCs w:val="22"/>
         </w:rPr>
-        <w:t xml:space="preserve">Root-cause analysis is required when the same administration lapse recurs within six months.</w:t>
+        <w:t>Root-cause analysis is required when the same administration lapse recurs; the organisation's defined recurrence threshold applies, as documented in the hospital's Root Cause Analysis procedure.</w:t>
       </w:r>
     </w:p>
     <w:p>

--- a/policies/build/masters/MOM.6_v2_master.docx
+++ b/policies/build/masters/MOM.6_v2_master.docx
@@ -2673,6 +2673,7 @@
         <w:gridCol w:w="100"/>
         <w:gridCol w:w="100"/>
         <w:gridCol w:w="100"/>
+        <w:gridCol w:w="100"/>
       </w:tblGrid>
       <w:tr>
         <w:tc>
@@ -2700,6 +2701,26 @@
         </w:tc>
         <w:tc>
           <w:tcPr>
+            <w:tcW w:type="pct" w:w="12%"/>
+            <w:tcBorders>
+              <w:top w:val="single" w:color="999999" w:sz="4"/>
+              <w:left w:val="single" w:color="999999" w:sz="4"/>
+              <w:bottom w:val="single" w:color="999999" w:sz="4"/>
+              <w:right w:val="single" w:color="999999" w:sz="4"/>
+            </w:tcBorders>
+            <w:shd w:fill="E8E8E8" w:val="clear"/>
+          </w:tcPr>
+          <w:p>
+            <w:r>
+              <w:rPr>
+                <w:b/>
+              </w:rPr>
+              <w:t>Level</w:t>
+            </w:r>
+          </w:p>
+        </w:tc>
+        <w:tc>
+          <w:tcPr>
             <w:tcW w:type="pct" w:w="32%"/>
             <w:tcBorders>
               <w:top w:val="single" w:color="999999" w:sz="4"/>
@@ -2793,6 +2814,22 @@
         </w:tc>
         <w:tc>
           <w:tcPr>
+            <w:tcW w:type="pct" w:w="12%"/>
+            <w:tcBorders>
+              <w:top w:val="single" w:color="999999" w:sz="4"/>
+              <w:left w:val="single" w:color="999999" w:sz="4"/>
+              <w:bottom w:val="single" w:color="999999" w:sz="4"/>
+              <w:right w:val="single" w:color="999999" w:sz="4"/>
+            </w:tcBorders>
+          </w:tcPr>
+          <w:p>
+            <w:r>
+              <w:t>Commitment*</w:t>
+            </w:r>
+          </w:p>
+        </w:tc>
+        <w:tc>
+          <w:tcPr>
             <w:tcW w:type="pct" w:w="32%"/>
             <w:tcBorders>
               <w:top w:val="single" w:color="999999" w:sz="4"/>
@@ -2883,6 +2920,22 @@
         </w:tc>
         <w:tc>
           <w:tcPr>
+            <w:tcW w:type="pct" w:w="12%"/>
+            <w:tcBorders>
+              <w:top w:val="single" w:color="999999" w:sz="4"/>
+              <w:left w:val="single" w:color="999999" w:sz="4"/>
+              <w:bottom w:val="single" w:color="999999" w:sz="4"/>
+              <w:right w:val="single" w:color="999999" w:sz="4"/>
+            </w:tcBorders>
+          </w:tcPr>
+          <w:p>
+            <w:r>
+              <w:t>Commitment</w:t>
+            </w:r>
+          </w:p>
+        </w:tc>
+        <w:tc>
+          <w:tcPr>
             <w:tcW w:type="pct" w:w="32%"/>
             <w:tcBorders>
               <w:top w:val="single" w:color="999999" w:sz="4"/>
@@ -2973,6 +3026,22 @@
         </w:tc>
         <w:tc>
           <w:tcPr>
+            <w:tcW w:type="pct" w:w="12%"/>
+            <w:tcBorders>
+              <w:top w:val="single" w:color="999999" w:sz="4"/>
+              <w:left w:val="single" w:color="999999" w:sz="4"/>
+              <w:bottom w:val="single" w:color="999999" w:sz="4"/>
+              <w:right w:val="single" w:color="999999" w:sz="4"/>
+            </w:tcBorders>
+          </w:tcPr>
+          <w:p>
+            <w:r>
+              <w:t>Commitment</w:t>
+            </w:r>
+          </w:p>
+        </w:tc>
+        <w:tc>
+          <w:tcPr>
             <w:tcW w:type="pct" w:w="32%"/>
             <w:tcBorders>
               <w:top w:val="single" w:color="999999" w:sz="4"/>
@@ -3063,6 +3132,22 @@
         </w:tc>
         <w:tc>
           <w:tcPr>
+            <w:tcW w:type="pct" w:w="12%"/>
+            <w:tcBorders>
+              <w:top w:val="single" w:color="999999" w:sz="4"/>
+              <w:left w:val="single" w:color="999999" w:sz="4"/>
+              <w:bottom w:val="single" w:color="999999" w:sz="4"/>
+              <w:right w:val="single" w:color="999999" w:sz="4"/>
+            </w:tcBorders>
+          </w:tcPr>
+          <w:p>
+            <w:r>
+              <w:t>CORE</w:t>
+            </w:r>
+          </w:p>
+        </w:tc>
+        <w:tc>
+          <w:tcPr>
             <w:tcW w:type="pct" w:w="32%"/>
             <w:tcBorders>
               <w:top w:val="single" w:color="999999" w:sz="4"/>
@@ -3153,6 +3238,22 @@
         </w:tc>
         <w:tc>
           <w:tcPr>
+            <w:tcW w:type="pct" w:w="12%"/>
+            <w:tcBorders>
+              <w:top w:val="single" w:color="999999" w:sz="4"/>
+              <w:left w:val="single" w:color="999999" w:sz="4"/>
+              <w:bottom w:val="single" w:color="999999" w:sz="4"/>
+              <w:right w:val="single" w:color="999999" w:sz="4"/>
+            </w:tcBorders>
+          </w:tcPr>
+          <w:p>
+            <w:r>
+              <w:t>Commitment</w:t>
+            </w:r>
+          </w:p>
+        </w:tc>
+        <w:tc>
+          <w:tcPr>
             <w:tcW w:type="pct" w:w="32%"/>
             <w:tcBorders>
               <w:top w:val="single" w:color="999999" w:sz="4"/>
@@ -3243,6 +3344,22 @@
         </w:tc>
         <w:tc>
           <w:tcPr>
+            <w:tcW w:type="pct" w:w="12%"/>
+            <w:tcBorders>
+              <w:top w:val="single" w:color="999999" w:sz="4"/>
+              <w:left w:val="single" w:color="999999" w:sz="4"/>
+              <w:bottom w:val="single" w:color="999999" w:sz="4"/>
+              <w:right w:val="single" w:color="999999" w:sz="4"/>
+            </w:tcBorders>
+          </w:tcPr>
+          <w:p>
+            <w:r>
+              <w:t>CORE*</w:t>
+            </w:r>
+          </w:p>
+        </w:tc>
+        <w:tc>
+          <w:tcPr>
             <w:tcW w:type="pct" w:w="32%"/>
             <w:tcBorders>
               <w:top w:val="single" w:color="999999" w:sz="4"/>
@@ -3333,6 +3450,22 @@
         </w:tc>
         <w:tc>
           <w:tcPr>
+            <w:tcW w:type="pct" w:w="12%"/>
+            <w:tcBorders>
+              <w:top w:val="single" w:color="999999" w:sz="4"/>
+              <w:left w:val="single" w:color="999999" w:sz="4"/>
+              <w:bottom w:val="single" w:color="999999" w:sz="4"/>
+              <w:right w:val="single" w:color="999999" w:sz="4"/>
+            </w:tcBorders>
+          </w:tcPr>
+          <w:p>
+            <w:r>
+              <w:t>Commitment</w:t>
+            </w:r>
+          </w:p>
+        </w:tc>
+        <w:tc>
+          <w:tcPr>
             <w:tcW w:type="pct" w:w="32%"/>
             <w:tcBorders>
               <w:top w:val="single" w:color="999999" w:sz="4"/>
@@ -3423,6 +3556,22 @@
         </w:tc>
         <w:tc>
           <w:tcPr>
+            <w:tcW w:type="pct" w:w="12%"/>
+            <w:tcBorders>
+              <w:top w:val="single" w:color="999999" w:sz="4"/>
+              <w:left w:val="single" w:color="999999" w:sz="4"/>
+              <w:bottom w:val="single" w:color="999999" w:sz="4"/>
+              <w:right w:val="single" w:color="999999" w:sz="4"/>
+            </w:tcBorders>
+          </w:tcPr>
+          <w:p>
+            <w:r>
+              <w:t>Commitment*</w:t>
+            </w:r>
+          </w:p>
+        </w:tc>
+        <w:tc>
+          <w:tcPr>
             <w:tcW w:type="pct" w:w="32%"/>
             <w:tcBorders>
               <w:top w:val="single" w:color="999999" w:sz="4"/>
@@ -3513,6 +3662,22 @@
         </w:tc>
         <w:tc>
           <w:tcPr>
+            <w:tcW w:type="pct" w:w="12%"/>
+            <w:tcBorders>
+              <w:top w:val="single" w:color="999999" w:sz="4"/>
+              <w:left w:val="single" w:color="999999" w:sz="4"/>
+              <w:bottom w:val="single" w:color="999999" w:sz="4"/>
+              <w:right w:val="single" w:color="999999" w:sz="4"/>
+            </w:tcBorders>
+          </w:tcPr>
+          <w:p>
+            <w:r>
+              <w:t>Achievement*</w:t>
+            </w:r>
+          </w:p>
+        </w:tc>
+        <w:tc>
+          <w:tcPr>
             <w:tcW w:type="pct" w:w="32%"/>
             <w:tcBorders>
               <w:top w:val="single" w:color="999999" w:sz="4"/>
@@ -3645,27 +3810,485 @@
         <w:t>11. Abbreviations</w:t>
       </w:r>
     </w:p>
-    <w:p>
-      <w:pPr>
-        <w:spacing w:after="140"/>
-      </w:pPr>
-      <w:r>
-        <w:rPr>
-          <w:sz w:val="22"/>
-          <w:szCs w:val="22"/>
-        </w:rPr>
-        <w:t xml:space="preserve">CAPA — corrective and preventive action
-IM — intramuscular
-IV — intravenous
-MAR — medication administration record
-MOM — Management of Medication (NABH SHCO chapter 7)
-NABH — National Accreditation Board for Hospitals and Healthcare Providers
-OE — objective element
-PSQ — Patient Safety and Quality Improvement (NABH SHCO chapter 3)
-SC — subcutaneous
-SHCO — Standards for Small Healthcare Organisations</w:t>
-      </w:r>
-    </w:p>
+    <w:tbl>
+      <w:tblPr>
+        <w:tblW w:type="pct" w:w="100%"/>
+        <w:tblBorders>
+          <w:top w:val="single" w:color="auto" w:sz="4"/>
+          <w:left w:val="single" w:color="auto" w:sz="4"/>
+          <w:bottom w:val="single" w:color="auto" w:sz="4"/>
+          <w:right w:val="single" w:color="auto" w:sz="4"/>
+          <w:insideH w:val="single" w:color="auto" w:sz="4"/>
+          <w:insideV w:val="single" w:color="auto" w:sz="4"/>
+        </w:tblBorders>
+      </w:tblPr>
+      <w:tblGrid>
+        <w:gridCol w:w="100"/>
+        <w:gridCol w:w="100"/>
+      </w:tblGrid>
+      <w:tr>
+        <w:tc>
+          <w:tcPr>
+            <w:tcW w:type="pct" w:w="22%"/>
+            <w:tcBorders>
+              <w:top w:val="single" w:color="999999" w:sz="4"/>
+              <w:left w:val="single" w:color="999999" w:sz="4"/>
+              <w:bottom w:val="single" w:color="999999" w:sz="4"/>
+              <w:right w:val="single" w:color="999999" w:sz="4"/>
+            </w:tcBorders>
+            <w:shd w:fill="E8E8E8" w:val="clear"/>
+          </w:tcPr>
+          <w:p>
+            <w:r>
+              <w:rPr>
+                <w:b/>
+              </w:rPr>
+              <w:t>Abbreviation</w:t>
+            </w:r>
+          </w:p>
+        </w:tc>
+        <w:tc>
+          <w:tcPr>
+            <w:tcW w:type="pct" w:w="22%"/>
+            <w:tcBorders>
+              <w:top w:val="single" w:color="999999" w:sz="4"/>
+              <w:left w:val="single" w:color="999999" w:sz="4"/>
+              <w:bottom w:val="single" w:color="999999" w:sz="4"/>
+              <w:right w:val="single" w:color="999999" w:sz="4"/>
+            </w:tcBorders>
+            <w:shd w:fill="E8E8E8" w:val="clear"/>
+          </w:tcPr>
+          <w:p>
+            <w:r>
+              <w:rPr>
+                <w:b/>
+              </w:rPr>
+              <w:t>Meaning</w:t>
+            </w:r>
+          </w:p>
+        </w:tc>
+      </w:tr>
+      <w:tr>
+        <w:tc>
+          <w:tcPr>
+            <w:tcW w:type="pct" w:w="22%"/>
+            <w:tcBorders>
+              <w:top w:val="single" w:color="999999" w:sz="4"/>
+              <w:left w:val="single" w:color="999999" w:sz="4"/>
+              <w:bottom w:val="single" w:color="999999" w:sz="4"/>
+              <w:right w:val="single" w:color="999999" w:sz="4"/>
+            </w:tcBorders>
+            <w:shd w:fill="E8E8E8" w:val="clear"/>
+          </w:tcPr>
+          <w:p>
+            <w:r>
+              <w:rPr>
+                <w:b w:val="0"/>
+              </w:rPr>
+              <w:t>CAPA</w:t>
+            </w:r>
+          </w:p>
+        </w:tc>
+        <w:tc>
+          <w:tcPr>
+            <w:tcW w:type="pct" w:w="22%"/>
+            <w:tcBorders>
+              <w:top w:val="single" w:color="999999" w:sz="4"/>
+              <w:left w:val="single" w:color="999999" w:sz="4"/>
+              <w:bottom w:val="single" w:color="999999" w:sz="4"/>
+              <w:right w:val="single" w:color="999999" w:sz="4"/>
+            </w:tcBorders>
+            <w:shd w:fill="E8E8E8" w:val="clear"/>
+          </w:tcPr>
+          <w:p>
+            <w:r>
+              <w:rPr>
+                <w:b w:val="0"/>
+              </w:rPr>
+              <w:t>corrective and preventive action</w:t>
+            </w:r>
+          </w:p>
+        </w:tc>
+      </w:tr>
+      <w:tr>
+        <w:tc>
+          <w:tcPr>
+            <w:tcW w:type="pct" w:w="22%"/>
+            <w:tcBorders>
+              <w:top w:val="single" w:color="999999" w:sz="4"/>
+              <w:left w:val="single" w:color="999999" w:sz="4"/>
+              <w:bottom w:val="single" w:color="999999" w:sz="4"/>
+              <w:right w:val="single" w:color="999999" w:sz="4"/>
+            </w:tcBorders>
+            <w:shd w:fill="E8E8E8" w:val="clear"/>
+          </w:tcPr>
+          <w:p>
+            <w:r>
+              <w:rPr>
+                <w:b w:val="0"/>
+              </w:rPr>
+              <w:t>IM</w:t>
+            </w:r>
+          </w:p>
+        </w:tc>
+        <w:tc>
+          <w:tcPr>
+            <w:tcW w:type="pct" w:w="22%"/>
+            <w:tcBorders>
+              <w:top w:val="single" w:color="999999" w:sz="4"/>
+              <w:left w:val="single" w:color="999999" w:sz="4"/>
+              <w:bottom w:val="single" w:color="999999" w:sz="4"/>
+              <w:right w:val="single" w:color="999999" w:sz="4"/>
+            </w:tcBorders>
+            <w:shd w:fill="E8E8E8" w:val="clear"/>
+          </w:tcPr>
+          <w:p>
+            <w:r>
+              <w:rPr>
+                <w:b w:val="0"/>
+              </w:rPr>
+              <w:t>intramuscular</w:t>
+            </w:r>
+          </w:p>
+        </w:tc>
+      </w:tr>
+      <w:tr>
+        <w:tc>
+          <w:tcPr>
+            <w:tcW w:type="pct" w:w="22%"/>
+            <w:tcBorders>
+              <w:top w:val="single" w:color="999999" w:sz="4"/>
+              <w:left w:val="single" w:color="999999" w:sz="4"/>
+              <w:bottom w:val="single" w:color="999999" w:sz="4"/>
+              <w:right w:val="single" w:color="999999" w:sz="4"/>
+            </w:tcBorders>
+            <w:shd w:fill="E8E8E8" w:val="clear"/>
+          </w:tcPr>
+          <w:p>
+            <w:r>
+              <w:rPr>
+                <w:b w:val="0"/>
+              </w:rPr>
+              <w:t>IV</w:t>
+            </w:r>
+          </w:p>
+        </w:tc>
+        <w:tc>
+          <w:tcPr>
+            <w:tcW w:type="pct" w:w="22%"/>
+            <w:tcBorders>
+              <w:top w:val="single" w:color="999999" w:sz="4"/>
+              <w:left w:val="single" w:color="999999" w:sz="4"/>
+              <w:bottom w:val="single" w:color="999999" w:sz="4"/>
+              <w:right w:val="single" w:color="999999" w:sz="4"/>
+            </w:tcBorders>
+            <w:shd w:fill="E8E8E8" w:val="clear"/>
+          </w:tcPr>
+          <w:p>
+            <w:r>
+              <w:rPr>
+                <w:b w:val="0"/>
+              </w:rPr>
+              <w:t>intravenous</w:t>
+            </w:r>
+          </w:p>
+        </w:tc>
+      </w:tr>
+      <w:tr>
+        <w:tc>
+          <w:tcPr>
+            <w:tcW w:type="pct" w:w="22%"/>
+            <w:tcBorders>
+              <w:top w:val="single" w:color="999999" w:sz="4"/>
+              <w:left w:val="single" w:color="999999" w:sz="4"/>
+              <w:bottom w:val="single" w:color="999999" w:sz="4"/>
+              <w:right w:val="single" w:color="999999" w:sz="4"/>
+            </w:tcBorders>
+            <w:shd w:fill="E8E8E8" w:val="clear"/>
+          </w:tcPr>
+          <w:p>
+            <w:r>
+              <w:rPr>
+                <w:b w:val="0"/>
+              </w:rPr>
+              <w:t>MAR</w:t>
+            </w:r>
+          </w:p>
+        </w:tc>
+        <w:tc>
+          <w:tcPr>
+            <w:tcW w:type="pct" w:w="22%"/>
+            <w:tcBorders>
+              <w:top w:val="single" w:color="999999" w:sz="4"/>
+              <w:left w:val="single" w:color="999999" w:sz="4"/>
+              <w:bottom w:val="single" w:color="999999" w:sz="4"/>
+              <w:right w:val="single" w:color="999999" w:sz="4"/>
+            </w:tcBorders>
+            <w:shd w:fill="E8E8E8" w:val="clear"/>
+          </w:tcPr>
+          <w:p>
+            <w:r>
+              <w:rPr>
+                <w:b w:val="0"/>
+              </w:rPr>
+              <w:t>medication administration record</w:t>
+            </w:r>
+          </w:p>
+        </w:tc>
+      </w:tr>
+      <w:tr>
+        <w:tc>
+          <w:tcPr>
+            <w:tcW w:type="pct" w:w="22%"/>
+            <w:tcBorders>
+              <w:top w:val="single" w:color="999999" w:sz="4"/>
+              <w:left w:val="single" w:color="999999" w:sz="4"/>
+              <w:bottom w:val="single" w:color="999999" w:sz="4"/>
+              <w:right w:val="single" w:color="999999" w:sz="4"/>
+            </w:tcBorders>
+            <w:shd w:fill="E8E8E8" w:val="clear"/>
+          </w:tcPr>
+          <w:p>
+            <w:r>
+              <w:rPr>
+                <w:b w:val="0"/>
+              </w:rPr>
+              <w:t>MOM</w:t>
+            </w:r>
+          </w:p>
+        </w:tc>
+        <w:tc>
+          <w:tcPr>
+            <w:tcW w:type="pct" w:w="22%"/>
+            <w:tcBorders>
+              <w:top w:val="single" w:color="999999" w:sz="4"/>
+              <w:left w:val="single" w:color="999999" w:sz="4"/>
+              <w:bottom w:val="single" w:color="999999" w:sz="4"/>
+              <w:right w:val="single" w:color="999999" w:sz="4"/>
+            </w:tcBorders>
+            <w:shd w:fill="E8E8E8" w:val="clear"/>
+          </w:tcPr>
+          <w:p>
+            <w:r>
+              <w:rPr>
+                <w:b w:val="0"/>
+              </w:rPr>
+              <w:t>Management of Medication (NABH SHCO chapter 7)</w:t>
+            </w:r>
+          </w:p>
+        </w:tc>
+      </w:tr>
+      <w:tr>
+        <w:tc>
+          <w:tcPr>
+            <w:tcW w:type="pct" w:w="22%"/>
+            <w:tcBorders>
+              <w:top w:val="single" w:color="999999" w:sz="4"/>
+              <w:left w:val="single" w:color="999999" w:sz="4"/>
+              <w:bottom w:val="single" w:color="999999" w:sz="4"/>
+              <w:right w:val="single" w:color="999999" w:sz="4"/>
+            </w:tcBorders>
+            <w:shd w:fill="E8E8E8" w:val="clear"/>
+          </w:tcPr>
+          <w:p>
+            <w:r>
+              <w:rPr>
+                <w:b w:val="0"/>
+              </w:rPr>
+              <w:t>NABH</w:t>
+            </w:r>
+          </w:p>
+        </w:tc>
+        <w:tc>
+          <w:tcPr>
+            <w:tcW w:type="pct" w:w="22%"/>
+            <w:tcBorders>
+              <w:top w:val="single" w:color="999999" w:sz="4"/>
+              <w:left w:val="single" w:color="999999" w:sz="4"/>
+              <w:bottom w:val="single" w:color="999999" w:sz="4"/>
+              <w:right w:val="single" w:color="999999" w:sz="4"/>
+            </w:tcBorders>
+            <w:shd w:fill="E8E8E8" w:val="clear"/>
+          </w:tcPr>
+          <w:p>
+            <w:r>
+              <w:rPr>
+                <w:b w:val="0"/>
+              </w:rPr>
+              <w:t>National Accreditation Board for Hospitals and Healthcare Providers</w:t>
+            </w:r>
+          </w:p>
+        </w:tc>
+      </w:tr>
+      <w:tr>
+        <w:tc>
+          <w:tcPr>
+            <w:tcW w:type="pct" w:w="22%"/>
+            <w:tcBorders>
+              <w:top w:val="single" w:color="999999" w:sz="4"/>
+              <w:left w:val="single" w:color="999999" w:sz="4"/>
+              <w:bottom w:val="single" w:color="999999" w:sz="4"/>
+              <w:right w:val="single" w:color="999999" w:sz="4"/>
+            </w:tcBorders>
+            <w:shd w:fill="E8E8E8" w:val="clear"/>
+          </w:tcPr>
+          <w:p>
+            <w:r>
+              <w:rPr>
+                <w:b w:val="0"/>
+              </w:rPr>
+              <w:t>OE</w:t>
+            </w:r>
+          </w:p>
+        </w:tc>
+        <w:tc>
+          <w:tcPr>
+            <w:tcW w:type="pct" w:w="22%"/>
+            <w:tcBorders>
+              <w:top w:val="single" w:color="999999" w:sz="4"/>
+              <w:left w:val="single" w:color="999999" w:sz="4"/>
+              <w:bottom w:val="single" w:color="999999" w:sz="4"/>
+              <w:right w:val="single" w:color="999999" w:sz="4"/>
+            </w:tcBorders>
+            <w:shd w:fill="E8E8E8" w:val="clear"/>
+          </w:tcPr>
+          <w:p>
+            <w:r>
+              <w:rPr>
+                <w:b w:val="0"/>
+              </w:rPr>
+              <w:t>objective element</w:t>
+            </w:r>
+          </w:p>
+        </w:tc>
+      </w:tr>
+      <w:tr>
+        <w:tc>
+          <w:tcPr>
+            <w:tcW w:type="pct" w:w="22%"/>
+            <w:tcBorders>
+              <w:top w:val="single" w:color="999999" w:sz="4"/>
+              <w:left w:val="single" w:color="999999" w:sz="4"/>
+              <w:bottom w:val="single" w:color="999999" w:sz="4"/>
+              <w:right w:val="single" w:color="999999" w:sz="4"/>
+            </w:tcBorders>
+            <w:shd w:fill="E8E8E8" w:val="clear"/>
+          </w:tcPr>
+          <w:p>
+            <w:r>
+              <w:rPr>
+                <w:b w:val="0"/>
+              </w:rPr>
+              <w:t>PSQ</w:t>
+            </w:r>
+          </w:p>
+        </w:tc>
+        <w:tc>
+          <w:tcPr>
+            <w:tcW w:type="pct" w:w="22%"/>
+            <w:tcBorders>
+              <w:top w:val="single" w:color="999999" w:sz="4"/>
+              <w:left w:val="single" w:color="999999" w:sz="4"/>
+              <w:bottom w:val="single" w:color="999999" w:sz="4"/>
+              <w:right w:val="single" w:color="999999" w:sz="4"/>
+            </w:tcBorders>
+            <w:shd w:fill="E8E8E8" w:val="clear"/>
+          </w:tcPr>
+          <w:p>
+            <w:r>
+              <w:rPr>
+                <w:b w:val="0"/>
+              </w:rPr>
+              <w:t>Patient Safety and Quality Improvement (NABH SHCO chapter 3)</w:t>
+            </w:r>
+          </w:p>
+        </w:tc>
+      </w:tr>
+      <w:tr>
+        <w:tc>
+          <w:tcPr>
+            <w:tcW w:type="pct" w:w="22%"/>
+            <w:tcBorders>
+              <w:top w:val="single" w:color="999999" w:sz="4"/>
+              <w:left w:val="single" w:color="999999" w:sz="4"/>
+              <w:bottom w:val="single" w:color="999999" w:sz="4"/>
+              <w:right w:val="single" w:color="999999" w:sz="4"/>
+            </w:tcBorders>
+            <w:shd w:fill="E8E8E8" w:val="clear"/>
+          </w:tcPr>
+          <w:p>
+            <w:r>
+              <w:rPr>
+                <w:b w:val="0"/>
+              </w:rPr>
+              <w:t>SC</w:t>
+            </w:r>
+          </w:p>
+        </w:tc>
+        <w:tc>
+          <w:tcPr>
+            <w:tcW w:type="pct" w:w="22%"/>
+            <w:tcBorders>
+              <w:top w:val="single" w:color="999999" w:sz="4"/>
+              <w:left w:val="single" w:color="999999" w:sz="4"/>
+              <w:bottom w:val="single" w:color="999999" w:sz="4"/>
+              <w:right w:val="single" w:color="999999" w:sz="4"/>
+            </w:tcBorders>
+            <w:shd w:fill="E8E8E8" w:val="clear"/>
+          </w:tcPr>
+          <w:p>
+            <w:r>
+              <w:rPr>
+                <w:b w:val="0"/>
+              </w:rPr>
+              <w:t>subcutaneous</w:t>
+            </w:r>
+          </w:p>
+        </w:tc>
+      </w:tr>
+      <w:tr>
+        <w:tc>
+          <w:tcPr>
+            <w:tcW w:type="pct" w:w="22%"/>
+            <w:tcBorders>
+              <w:top w:val="single" w:color="999999" w:sz="4"/>
+              <w:left w:val="single" w:color="999999" w:sz="4"/>
+              <w:bottom w:val="single" w:color="999999" w:sz="4"/>
+              <w:right w:val="single" w:color="999999" w:sz="4"/>
+            </w:tcBorders>
+            <w:shd w:fill="E8E8E8" w:val="clear"/>
+          </w:tcPr>
+          <w:p>
+            <w:r>
+              <w:rPr>
+                <w:b w:val="0"/>
+              </w:rPr>
+              <w:t>SHCO</w:t>
+            </w:r>
+          </w:p>
+        </w:tc>
+        <w:tc>
+          <w:tcPr>
+            <w:tcW w:type="pct" w:w="22%"/>
+            <w:tcBorders>
+              <w:top w:val="single" w:color="999999" w:sz="4"/>
+              <w:left w:val="single" w:color="999999" w:sz="4"/>
+              <w:bottom w:val="single" w:color="999999" w:sz="4"/>
+              <w:right w:val="single" w:color="999999" w:sz="4"/>
+            </w:tcBorders>
+            <w:shd w:fill="E8E8E8" w:val="clear"/>
+          </w:tcPr>
+          <w:p>
+            <w:r>
+              <w:rPr>
+                <w:b w:val="0"/>
+              </w:rPr>
+              <w:t>Standards for Small Healthcare Organisations</w:t>
+            </w:r>
+          </w:p>
+        </w:tc>
+      </w:tr>
+    </w:tbl>
     <w:p>
       <w:pPr>
         <w:pStyle w:val="Heading1"/>

--- a/policies/build/masters/MOM.6_v2_master.docx
+++ b/policies/build/masters/MOM.6_v2_master.docx
@@ -682,18 +682,6 @@
     </w:p>
     <w:p>
       <w:pPr>
-        <w:spacing w:after="140"/>
-      </w:pPr>
-      <w:r>
-        <w:rPr>
-          <w:sz w:val="22"/>
-          <w:szCs w:val="22"/>
-        </w:rPr>
-        <w:t xml:space="preserve">Words marked «like this» are defaults a small hospital can keep. A blank marked «________» has no sensible default. Fill it in before this document is signed.</w:t>
-      </w:r>
-    </w:p>
-    <w:p>
-      <w:pPr>
         <w:pStyle w:val="Heading1"/>
         <w:spacing w:after="120" w:before="280"/>
       </w:pPr>
@@ -723,69 +711,6 @@
           <w:szCs w:val="22"/>
         </w:rPr>
         <w:t xml:space="preserve">It covers MOM.6.a–i: safe administration; prepared medication labelling; patient identification before administration; medication and physical inspection verification; strength, route and timing verification; catheter and tubing mis-connection measures; documentation; self-administration governance; and outside-medication governance.</w:t>
-      </w:r>
-    </w:p>
-    <w:p>
-      <w:pPr>
-        <w:spacing w:after="140"/>
-      </w:pPr>
-      <w:r>
-        <w:rPr>
-          <w:sz w:val="22"/>
-          <w:szCs w:val="22"/>
-        </w:rPr>
-        <w:t xml:space="preserve">Boundaries with other policies of «Hospital Name»:</w:t>
-      </w:r>
-    </w:p>
-    <w:p>
-      <w:pPr>
-        <w:pStyle w:val="ListParagraph"/>
-        <w:numPr>
-          <w:ilvl w:val="0"/>
-          <w:numId w:val="1"/>
-        </w:numPr>
-        <w:spacing w:after="60"/>
-      </w:pPr>
-      <w:r>
-        <w:rPr>
-          <w:sz w:val="22"/>
-          <w:szCs w:val="22"/>
-        </w:rPr>
-        <w:t xml:space="preserve">MOM.5 owns dispensing. This policy begins when the medication reaches the administering staff.</w:t>
-      </w:r>
-    </w:p>
-    <w:p>
-      <w:pPr>
-        <w:pStyle w:val="ListParagraph"/>
-        <w:numPr>
-          <w:ilvl w:val="0"/>
-          <w:numId w:val="1"/>
-        </w:numPr>
-        <w:spacing w:after="60"/>
-      </w:pPr>
-      <w:r>
-        <w:rPr>
-          <w:sz w:val="22"/>
-          <w:szCs w:val="22"/>
-        </w:rPr>
-        <w:t xml:space="preserve">MOM.7 owns monitoring after administration and adverse-event reporting.</w:t>
-      </w:r>
-    </w:p>
-    <w:p>
-      <w:pPr>
-        <w:pStyle w:val="ListParagraph"/>
-        <w:numPr>
-          <w:ilvl w:val="0"/>
-          <w:numId w:val="1"/>
-        </w:numPr>
-        <w:spacing w:after="60"/>
-      </w:pPr>
-      <w:r>
-        <w:rPr>
-          <w:sz w:val="22"/>
-          <w:szCs w:val="22"/>
-        </w:rPr>
-        <w:t xml:space="preserve">PSQ (patient safety goals) owns the patient-identification system. This policy applies it at the point of medication administration.</w:t>
       </w:r>
     </w:p>
     <w:p>

--- a/policies/build/masters/MOM.6_v2_master.docx
+++ b/policies/build/masters/MOM.6_v2_master.docx
@@ -2581,6 +2581,574 @@
         <w:t xml:space="preserve">The Nursing Superintendent holds signed acknowledgements with the induction record.</w:t>
       </w:r>
     </w:p>
+    <w:p>
+      <w:pPr>
+        <w:pStyle w:val="Heading1"/>
+        <w:spacing w:after="120" w:before="280"/>
+      </w:pPr>
+      <w:r>
+        <w:t>10. Distribution</w:t>
+      </w:r>
+    </w:p>
+    <w:p>
+      <w:pPr>
+        <w:spacing w:after="140"/>
+      </w:pPr>
+      <w:r>
+        <w:rPr>
+          <w:sz w:val="22"/>
+          <w:szCs w:val="22"/>
+        </w:rPr>
+        <w:t xml:space="preserve">Official master copy: office of the Medical Superintendent, «Hospital Name», with the ward in-charge nurse and the Quality Coordinator.</w:t>
+      </w:r>
+    </w:p>
+    <w:p>
+      <w:pPr>
+        <w:spacing w:after="140"/>
+      </w:pPr>
+      <w:r>
+        <w:rPr>
+          <w:sz w:val="22"/>
+          <w:szCs w:val="22"/>
+        </w:rPr>
+        <w:t xml:space="preserve">Copies issued to: every in-patient ward; emergency room; operation theatre; ICU where it exists; nursing administration; pharmacy.</w:t>
+      </w:r>
+    </w:p>
+    <w:p>
+      <w:pPr>
+        <w:spacing w:after="140"/>
+      </w:pPr>
+      <w:r>
+        <w:rPr>
+          <w:sz w:val="22"/>
+          <w:szCs w:val="22"/>
+        </w:rPr>
+        <w:t xml:space="preserve">The current version is available to all staff at the «nursing station policy file» and, if the hospital keeps an intranet, at «staff intranet / policies».</w:t>
+      </w:r>
+    </w:p>
+    <w:p>
+      <w:pPr>
+        <w:spacing w:after="140"/>
+      </w:pPr>
+      <w:r>
+        <w:rPr>
+          <w:sz w:val="22"/>
+          <w:szCs w:val="22"/>
+        </w:rPr>
+        <w:t xml:space="preserve">When a new version is issued, take old copies out of use.</w:t>
+      </w:r>
+    </w:p>
+    <w:p>
+      <w:pPr>
+        <w:pStyle w:val="Heading1"/>
+        <w:spacing w:after="120" w:before="280"/>
+      </w:pPr>
+      <w:r>
+        <w:t>11. Abbreviations</w:t>
+      </w:r>
+    </w:p>
+    <w:tbl>
+      <w:tblPr>
+        <w:tblW w:type="pct" w:w="100%"/>
+        <w:tblBorders>
+          <w:top w:val="single" w:color="auto" w:sz="4"/>
+          <w:left w:val="single" w:color="auto" w:sz="4"/>
+          <w:bottom w:val="single" w:color="auto" w:sz="4"/>
+          <w:right w:val="single" w:color="auto" w:sz="4"/>
+          <w:insideH w:val="single" w:color="auto" w:sz="4"/>
+          <w:insideV w:val="single" w:color="auto" w:sz="4"/>
+        </w:tblBorders>
+      </w:tblPr>
+      <w:tblGrid>
+        <w:gridCol w:w="100"/>
+        <w:gridCol w:w="100"/>
+      </w:tblGrid>
+      <w:tr>
+        <w:tc>
+          <w:tcPr>
+            <w:tcW w:type="pct" w:w="22%"/>
+            <w:tcBorders>
+              <w:top w:val="single" w:color="999999" w:sz="4"/>
+              <w:left w:val="single" w:color="999999" w:sz="4"/>
+              <w:bottom w:val="single" w:color="999999" w:sz="4"/>
+              <w:right w:val="single" w:color="999999" w:sz="4"/>
+            </w:tcBorders>
+            <w:shd w:fill="E8E8E8" w:val="clear"/>
+          </w:tcPr>
+          <w:p>
+            <w:r>
+              <w:rPr>
+                <w:b/>
+              </w:rPr>
+              <w:t>Abbreviation</w:t>
+            </w:r>
+          </w:p>
+        </w:tc>
+        <w:tc>
+          <w:tcPr>
+            <w:tcW w:type="pct" w:w="22%"/>
+            <w:tcBorders>
+              <w:top w:val="single" w:color="999999" w:sz="4"/>
+              <w:left w:val="single" w:color="999999" w:sz="4"/>
+              <w:bottom w:val="single" w:color="999999" w:sz="4"/>
+              <w:right w:val="single" w:color="999999" w:sz="4"/>
+            </w:tcBorders>
+            <w:shd w:fill="E8E8E8" w:val="clear"/>
+          </w:tcPr>
+          <w:p>
+            <w:r>
+              <w:rPr>
+                <w:b/>
+              </w:rPr>
+              <w:t>Meaning</w:t>
+            </w:r>
+          </w:p>
+        </w:tc>
+      </w:tr>
+      <w:tr>
+        <w:tc>
+          <w:tcPr>
+            <w:tcW w:type="pct" w:w="22%"/>
+            <w:tcBorders>
+              <w:top w:val="single" w:color="999999" w:sz="4"/>
+              <w:left w:val="single" w:color="999999" w:sz="4"/>
+              <w:bottom w:val="single" w:color="999999" w:sz="4"/>
+              <w:right w:val="single" w:color="999999" w:sz="4"/>
+            </w:tcBorders>
+            <w:shd w:fill="E8E8E8" w:val="clear"/>
+          </w:tcPr>
+          <w:p>
+            <w:r>
+              <w:rPr>
+                <w:b w:val="0"/>
+              </w:rPr>
+              <w:t>CAPA</w:t>
+            </w:r>
+          </w:p>
+        </w:tc>
+        <w:tc>
+          <w:tcPr>
+            <w:tcW w:type="pct" w:w="22%"/>
+            <w:tcBorders>
+              <w:top w:val="single" w:color="999999" w:sz="4"/>
+              <w:left w:val="single" w:color="999999" w:sz="4"/>
+              <w:bottom w:val="single" w:color="999999" w:sz="4"/>
+              <w:right w:val="single" w:color="999999" w:sz="4"/>
+            </w:tcBorders>
+            <w:shd w:fill="E8E8E8" w:val="clear"/>
+          </w:tcPr>
+          <w:p>
+            <w:r>
+              <w:rPr>
+                <w:b w:val="0"/>
+              </w:rPr>
+              <w:t>corrective and preventive action</w:t>
+            </w:r>
+          </w:p>
+        </w:tc>
+      </w:tr>
+      <w:tr>
+        <w:tc>
+          <w:tcPr>
+            <w:tcW w:type="pct" w:w="22%"/>
+            <w:tcBorders>
+              <w:top w:val="single" w:color="999999" w:sz="4"/>
+              <w:left w:val="single" w:color="999999" w:sz="4"/>
+              <w:bottom w:val="single" w:color="999999" w:sz="4"/>
+              <w:right w:val="single" w:color="999999" w:sz="4"/>
+            </w:tcBorders>
+            <w:shd w:fill="E8E8E8" w:val="clear"/>
+          </w:tcPr>
+          <w:p>
+            <w:r>
+              <w:rPr>
+                <w:b w:val="0"/>
+              </w:rPr>
+              <w:t>IM</w:t>
+            </w:r>
+          </w:p>
+        </w:tc>
+        <w:tc>
+          <w:tcPr>
+            <w:tcW w:type="pct" w:w="22%"/>
+            <w:tcBorders>
+              <w:top w:val="single" w:color="999999" w:sz="4"/>
+              <w:left w:val="single" w:color="999999" w:sz="4"/>
+              <w:bottom w:val="single" w:color="999999" w:sz="4"/>
+              <w:right w:val="single" w:color="999999" w:sz="4"/>
+            </w:tcBorders>
+            <w:shd w:fill="E8E8E8" w:val="clear"/>
+          </w:tcPr>
+          <w:p>
+            <w:r>
+              <w:rPr>
+                <w:b w:val="0"/>
+              </w:rPr>
+              <w:t>intramuscular</w:t>
+            </w:r>
+          </w:p>
+        </w:tc>
+      </w:tr>
+      <w:tr>
+        <w:tc>
+          <w:tcPr>
+            <w:tcW w:type="pct" w:w="22%"/>
+            <w:tcBorders>
+              <w:top w:val="single" w:color="999999" w:sz="4"/>
+              <w:left w:val="single" w:color="999999" w:sz="4"/>
+              <w:bottom w:val="single" w:color="999999" w:sz="4"/>
+              <w:right w:val="single" w:color="999999" w:sz="4"/>
+            </w:tcBorders>
+            <w:shd w:fill="E8E8E8" w:val="clear"/>
+          </w:tcPr>
+          <w:p>
+            <w:r>
+              <w:rPr>
+                <w:b w:val="0"/>
+              </w:rPr>
+              <w:t>IV</w:t>
+            </w:r>
+          </w:p>
+        </w:tc>
+        <w:tc>
+          <w:tcPr>
+            <w:tcW w:type="pct" w:w="22%"/>
+            <w:tcBorders>
+              <w:top w:val="single" w:color="999999" w:sz="4"/>
+              <w:left w:val="single" w:color="999999" w:sz="4"/>
+              <w:bottom w:val="single" w:color="999999" w:sz="4"/>
+              <w:right w:val="single" w:color="999999" w:sz="4"/>
+            </w:tcBorders>
+            <w:shd w:fill="E8E8E8" w:val="clear"/>
+          </w:tcPr>
+          <w:p>
+            <w:r>
+              <w:rPr>
+                <w:b w:val="0"/>
+              </w:rPr>
+              <w:t>intravenous</w:t>
+            </w:r>
+          </w:p>
+        </w:tc>
+      </w:tr>
+      <w:tr>
+        <w:tc>
+          <w:tcPr>
+            <w:tcW w:type="pct" w:w="22%"/>
+            <w:tcBorders>
+              <w:top w:val="single" w:color="999999" w:sz="4"/>
+              <w:left w:val="single" w:color="999999" w:sz="4"/>
+              <w:bottom w:val="single" w:color="999999" w:sz="4"/>
+              <w:right w:val="single" w:color="999999" w:sz="4"/>
+            </w:tcBorders>
+            <w:shd w:fill="E8E8E8" w:val="clear"/>
+          </w:tcPr>
+          <w:p>
+            <w:r>
+              <w:rPr>
+                <w:b w:val="0"/>
+              </w:rPr>
+              <w:t>MAR</w:t>
+            </w:r>
+          </w:p>
+        </w:tc>
+        <w:tc>
+          <w:tcPr>
+            <w:tcW w:type="pct" w:w="22%"/>
+            <w:tcBorders>
+              <w:top w:val="single" w:color="999999" w:sz="4"/>
+              <w:left w:val="single" w:color="999999" w:sz="4"/>
+              <w:bottom w:val="single" w:color="999999" w:sz="4"/>
+              <w:right w:val="single" w:color="999999" w:sz="4"/>
+            </w:tcBorders>
+            <w:shd w:fill="E8E8E8" w:val="clear"/>
+          </w:tcPr>
+          <w:p>
+            <w:r>
+              <w:rPr>
+                <w:b w:val="0"/>
+              </w:rPr>
+              <w:t>medication administration record</w:t>
+            </w:r>
+          </w:p>
+        </w:tc>
+      </w:tr>
+      <w:tr>
+        <w:tc>
+          <w:tcPr>
+            <w:tcW w:type="pct" w:w="22%"/>
+            <w:tcBorders>
+              <w:top w:val="single" w:color="999999" w:sz="4"/>
+              <w:left w:val="single" w:color="999999" w:sz="4"/>
+              <w:bottom w:val="single" w:color="999999" w:sz="4"/>
+              <w:right w:val="single" w:color="999999" w:sz="4"/>
+            </w:tcBorders>
+            <w:shd w:fill="E8E8E8" w:val="clear"/>
+          </w:tcPr>
+          <w:p>
+            <w:r>
+              <w:rPr>
+                <w:b w:val="0"/>
+              </w:rPr>
+              <w:t>MOM</w:t>
+            </w:r>
+          </w:p>
+        </w:tc>
+        <w:tc>
+          <w:tcPr>
+            <w:tcW w:type="pct" w:w="22%"/>
+            <w:tcBorders>
+              <w:top w:val="single" w:color="999999" w:sz="4"/>
+              <w:left w:val="single" w:color="999999" w:sz="4"/>
+              <w:bottom w:val="single" w:color="999999" w:sz="4"/>
+              <w:right w:val="single" w:color="999999" w:sz="4"/>
+            </w:tcBorders>
+            <w:shd w:fill="E8E8E8" w:val="clear"/>
+          </w:tcPr>
+          <w:p>
+            <w:r>
+              <w:rPr>
+                <w:b w:val="0"/>
+              </w:rPr>
+              <w:t>Management of Medication (NABH SHCO chapter 7)</w:t>
+            </w:r>
+          </w:p>
+        </w:tc>
+      </w:tr>
+      <w:tr>
+        <w:tc>
+          <w:tcPr>
+            <w:tcW w:type="pct" w:w="22%"/>
+            <w:tcBorders>
+              <w:top w:val="single" w:color="999999" w:sz="4"/>
+              <w:left w:val="single" w:color="999999" w:sz="4"/>
+              <w:bottom w:val="single" w:color="999999" w:sz="4"/>
+              <w:right w:val="single" w:color="999999" w:sz="4"/>
+            </w:tcBorders>
+            <w:shd w:fill="E8E8E8" w:val="clear"/>
+          </w:tcPr>
+          <w:p>
+            <w:r>
+              <w:rPr>
+                <w:b w:val="0"/>
+              </w:rPr>
+              <w:t>NABH</w:t>
+            </w:r>
+          </w:p>
+        </w:tc>
+        <w:tc>
+          <w:tcPr>
+            <w:tcW w:type="pct" w:w="22%"/>
+            <w:tcBorders>
+              <w:top w:val="single" w:color="999999" w:sz="4"/>
+              <w:left w:val="single" w:color="999999" w:sz="4"/>
+              <w:bottom w:val="single" w:color="999999" w:sz="4"/>
+              <w:right w:val="single" w:color="999999" w:sz="4"/>
+            </w:tcBorders>
+            <w:shd w:fill="E8E8E8" w:val="clear"/>
+          </w:tcPr>
+          <w:p>
+            <w:r>
+              <w:rPr>
+                <w:b w:val="0"/>
+              </w:rPr>
+              <w:t>National Accreditation Board for Hospitals and Healthcare Providers</w:t>
+            </w:r>
+          </w:p>
+        </w:tc>
+      </w:tr>
+      <w:tr>
+        <w:tc>
+          <w:tcPr>
+            <w:tcW w:type="pct" w:w="22%"/>
+            <w:tcBorders>
+              <w:top w:val="single" w:color="999999" w:sz="4"/>
+              <w:left w:val="single" w:color="999999" w:sz="4"/>
+              <w:bottom w:val="single" w:color="999999" w:sz="4"/>
+              <w:right w:val="single" w:color="999999" w:sz="4"/>
+            </w:tcBorders>
+            <w:shd w:fill="E8E8E8" w:val="clear"/>
+          </w:tcPr>
+          <w:p>
+            <w:r>
+              <w:rPr>
+                <w:b w:val="0"/>
+              </w:rPr>
+              <w:t>OE</w:t>
+            </w:r>
+          </w:p>
+        </w:tc>
+        <w:tc>
+          <w:tcPr>
+            <w:tcW w:type="pct" w:w="22%"/>
+            <w:tcBorders>
+              <w:top w:val="single" w:color="999999" w:sz="4"/>
+              <w:left w:val="single" w:color="999999" w:sz="4"/>
+              <w:bottom w:val="single" w:color="999999" w:sz="4"/>
+              <w:right w:val="single" w:color="999999" w:sz="4"/>
+            </w:tcBorders>
+            <w:shd w:fill="E8E8E8" w:val="clear"/>
+          </w:tcPr>
+          <w:p>
+            <w:r>
+              <w:rPr>
+                <w:b w:val="0"/>
+              </w:rPr>
+              <w:t>objective element</w:t>
+            </w:r>
+          </w:p>
+        </w:tc>
+      </w:tr>
+      <w:tr>
+        <w:tc>
+          <w:tcPr>
+            <w:tcW w:type="pct" w:w="22%"/>
+            <w:tcBorders>
+              <w:top w:val="single" w:color="999999" w:sz="4"/>
+              <w:left w:val="single" w:color="999999" w:sz="4"/>
+              <w:bottom w:val="single" w:color="999999" w:sz="4"/>
+              <w:right w:val="single" w:color="999999" w:sz="4"/>
+            </w:tcBorders>
+            <w:shd w:fill="E8E8E8" w:val="clear"/>
+          </w:tcPr>
+          <w:p>
+            <w:r>
+              <w:rPr>
+                <w:b w:val="0"/>
+              </w:rPr>
+              <w:t>PSQ</w:t>
+            </w:r>
+          </w:p>
+        </w:tc>
+        <w:tc>
+          <w:tcPr>
+            <w:tcW w:type="pct" w:w="22%"/>
+            <w:tcBorders>
+              <w:top w:val="single" w:color="999999" w:sz="4"/>
+              <w:left w:val="single" w:color="999999" w:sz="4"/>
+              <w:bottom w:val="single" w:color="999999" w:sz="4"/>
+              <w:right w:val="single" w:color="999999" w:sz="4"/>
+            </w:tcBorders>
+            <w:shd w:fill="E8E8E8" w:val="clear"/>
+          </w:tcPr>
+          <w:p>
+            <w:r>
+              <w:rPr>
+                <w:b w:val="0"/>
+              </w:rPr>
+              <w:t>Patient Safety and Quality Improvement (NABH SHCO chapter 3)</w:t>
+            </w:r>
+          </w:p>
+        </w:tc>
+      </w:tr>
+      <w:tr>
+        <w:tc>
+          <w:tcPr>
+            <w:tcW w:type="pct" w:w="22%"/>
+            <w:tcBorders>
+              <w:top w:val="single" w:color="999999" w:sz="4"/>
+              <w:left w:val="single" w:color="999999" w:sz="4"/>
+              <w:bottom w:val="single" w:color="999999" w:sz="4"/>
+              <w:right w:val="single" w:color="999999" w:sz="4"/>
+            </w:tcBorders>
+            <w:shd w:fill="E8E8E8" w:val="clear"/>
+          </w:tcPr>
+          <w:p>
+            <w:r>
+              <w:rPr>
+                <w:b w:val="0"/>
+              </w:rPr>
+              <w:t>SC</w:t>
+            </w:r>
+          </w:p>
+        </w:tc>
+        <w:tc>
+          <w:tcPr>
+            <w:tcW w:type="pct" w:w="22%"/>
+            <w:tcBorders>
+              <w:top w:val="single" w:color="999999" w:sz="4"/>
+              <w:left w:val="single" w:color="999999" w:sz="4"/>
+              <w:bottom w:val="single" w:color="999999" w:sz="4"/>
+              <w:right w:val="single" w:color="999999" w:sz="4"/>
+            </w:tcBorders>
+            <w:shd w:fill="E8E8E8" w:val="clear"/>
+          </w:tcPr>
+          <w:p>
+            <w:r>
+              <w:rPr>
+                <w:b w:val="0"/>
+              </w:rPr>
+              <w:t>subcutaneous</w:t>
+            </w:r>
+          </w:p>
+        </w:tc>
+      </w:tr>
+      <w:tr>
+        <w:tc>
+          <w:tcPr>
+            <w:tcW w:type="pct" w:w="22%"/>
+            <w:tcBorders>
+              <w:top w:val="single" w:color="999999" w:sz="4"/>
+              <w:left w:val="single" w:color="999999" w:sz="4"/>
+              <w:bottom w:val="single" w:color="999999" w:sz="4"/>
+              <w:right w:val="single" w:color="999999" w:sz="4"/>
+            </w:tcBorders>
+            <w:shd w:fill="E8E8E8" w:val="clear"/>
+          </w:tcPr>
+          <w:p>
+            <w:r>
+              <w:rPr>
+                <w:b w:val="0"/>
+              </w:rPr>
+              <w:t>SHCO</w:t>
+            </w:r>
+          </w:p>
+        </w:tc>
+        <w:tc>
+          <w:tcPr>
+            <w:tcW w:type="pct" w:w="22%"/>
+            <w:tcBorders>
+              <w:top w:val="single" w:color="999999" w:sz="4"/>
+              <w:left w:val="single" w:color="999999" w:sz="4"/>
+              <w:bottom w:val="single" w:color="999999" w:sz="4"/>
+              <w:right w:val="single" w:color="999999" w:sz="4"/>
+            </w:tcBorders>
+            <w:shd w:fill="E8E8E8" w:val="clear"/>
+          </w:tcPr>
+          <w:p>
+            <w:r>
+              <w:rPr>
+                <w:b w:val="0"/>
+              </w:rPr>
+              <w:t>Standards for Small Healthcare Organisations</w:t>
+            </w:r>
+          </w:p>
+        </w:tc>
+      </w:tr>
+    </w:tbl>
+    <w:p>
+      <w:pPr>
+        <w:pStyle w:val="Heading1"/>
+        <w:spacing w:after="120" w:before="280"/>
+      </w:pPr>
+      <w:r>
+        <w:t>12. Traceability to NABH SHCO 3rd Edition MOM.6</w:t>
+      </w:r>
+    </w:p>
+    <w:p>
+      <w:pPr>
+        <w:spacing w:after="120"/>
+      </w:pPr>
+      <w:r>
+        <w:rPr>
+          <w:i/>
+          <w:iCs/>
+          <w:sz w:val="20"/>
+          <w:szCs w:val="20"/>
+        </w:rPr>
+        <w:t xml:space="preserve">This table is an index. It is not how the policy is organised.</w:t>
+      </w:r>
+    </w:p>
     <w:tbl>
       <w:tblPr>
         <w:tblW w:type="pct" w:w="100%"/>
@@ -3669,574 +4237,6 @@
         </w:tc>
       </w:tr>
     </w:tbl>
-    <w:p>
-      <w:pPr>
-        <w:pStyle w:val="Heading1"/>
-        <w:spacing w:after="120" w:before="280"/>
-      </w:pPr>
-      <w:r>
-        <w:t>10. Distribution</w:t>
-      </w:r>
-    </w:p>
-    <w:p>
-      <w:pPr>
-        <w:spacing w:after="140"/>
-      </w:pPr>
-      <w:r>
-        <w:rPr>
-          <w:sz w:val="22"/>
-          <w:szCs w:val="22"/>
-        </w:rPr>
-        <w:t xml:space="preserve">Official master copy: office of the Medical Superintendent, «Hospital Name», with the ward in-charge nurse and the Quality Coordinator.</w:t>
-      </w:r>
-    </w:p>
-    <w:p>
-      <w:pPr>
-        <w:spacing w:after="140"/>
-      </w:pPr>
-      <w:r>
-        <w:rPr>
-          <w:sz w:val="22"/>
-          <w:szCs w:val="22"/>
-        </w:rPr>
-        <w:t xml:space="preserve">Copies issued to: every in-patient ward; emergency room; operation theatre; ICU where it exists; nursing administration; pharmacy.</w:t>
-      </w:r>
-    </w:p>
-    <w:p>
-      <w:pPr>
-        <w:spacing w:after="140"/>
-      </w:pPr>
-      <w:r>
-        <w:rPr>
-          <w:sz w:val="22"/>
-          <w:szCs w:val="22"/>
-        </w:rPr>
-        <w:t xml:space="preserve">The current version is available to all staff at the «nursing station policy file» and, if the hospital keeps an intranet, at «staff intranet / policies».</w:t>
-      </w:r>
-    </w:p>
-    <w:p>
-      <w:pPr>
-        <w:spacing w:after="140"/>
-      </w:pPr>
-      <w:r>
-        <w:rPr>
-          <w:sz w:val="22"/>
-          <w:szCs w:val="22"/>
-        </w:rPr>
-        <w:t xml:space="preserve">When a new version is issued, take old copies out of use.</w:t>
-      </w:r>
-    </w:p>
-    <w:p>
-      <w:pPr>
-        <w:pStyle w:val="Heading1"/>
-        <w:spacing w:after="120" w:before="280"/>
-      </w:pPr>
-      <w:r>
-        <w:t>11. Abbreviations</w:t>
-      </w:r>
-    </w:p>
-    <w:tbl>
-      <w:tblPr>
-        <w:tblW w:type="pct" w:w="100%"/>
-        <w:tblBorders>
-          <w:top w:val="single" w:color="auto" w:sz="4"/>
-          <w:left w:val="single" w:color="auto" w:sz="4"/>
-          <w:bottom w:val="single" w:color="auto" w:sz="4"/>
-          <w:right w:val="single" w:color="auto" w:sz="4"/>
-          <w:insideH w:val="single" w:color="auto" w:sz="4"/>
-          <w:insideV w:val="single" w:color="auto" w:sz="4"/>
-        </w:tblBorders>
-      </w:tblPr>
-      <w:tblGrid>
-        <w:gridCol w:w="100"/>
-        <w:gridCol w:w="100"/>
-      </w:tblGrid>
-      <w:tr>
-        <w:tc>
-          <w:tcPr>
-            <w:tcW w:type="pct" w:w="22%"/>
-            <w:tcBorders>
-              <w:top w:val="single" w:color="999999" w:sz="4"/>
-              <w:left w:val="single" w:color="999999" w:sz="4"/>
-              <w:bottom w:val="single" w:color="999999" w:sz="4"/>
-              <w:right w:val="single" w:color="999999" w:sz="4"/>
-            </w:tcBorders>
-            <w:shd w:fill="E8E8E8" w:val="clear"/>
-          </w:tcPr>
-          <w:p>
-            <w:r>
-              <w:rPr>
-                <w:b/>
-              </w:rPr>
-              <w:t>Abbreviation</w:t>
-            </w:r>
-          </w:p>
-        </w:tc>
-        <w:tc>
-          <w:tcPr>
-            <w:tcW w:type="pct" w:w="22%"/>
-            <w:tcBorders>
-              <w:top w:val="single" w:color="999999" w:sz="4"/>
-              <w:left w:val="single" w:color="999999" w:sz="4"/>
-              <w:bottom w:val="single" w:color="999999" w:sz="4"/>
-              <w:right w:val="single" w:color="999999" w:sz="4"/>
-            </w:tcBorders>
-            <w:shd w:fill="E8E8E8" w:val="clear"/>
-          </w:tcPr>
-          <w:p>
-            <w:r>
-              <w:rPr>
-                <w:b/>
-              </w:rPr>
-              <w:t>Meaning</w:t>
-            </w:r>
-          </w:p>
-        </w:tc>
-      </w:tr>
-      <w:tr>
-        <w:tc>
-          <w:tcPr>
-            <w:tcW w:type="pct" w:w="22%"/>
-            <w:tcBorders>
-              <w:top w:val="single" w:color="999999" w:sz="4"/>
-              <w:left w:val="single" w:color="999999" w:sz="4"/>
-              <w:bottom w:val="single" w:color="999999" w:sz="4"/>
-              <w:right w:val="single" w:color="999999" w:sz="4"/>
-            </w:tcBorders>
-            <w:shd w:fill="E8E8E8" w:val="clear"/>
-          </w:tcPr>
-          <w:p>
-            <w:r>
-              <w:rPr>
-                <w:b w:val="0"/>
-              </w:rPr>
-              <w:t>CAPA</w:t>
-            </w:r>
-          </w:p>
-        </w:tc>
-        <w:tc>
-          <w:tcPr>
-            <w:tcW w:type="pct" w:w="22%"/>
-            <w:tcBorders>
-              <w:top w:val="single" w:color="999999" w:sz="4"/>
-              <w:left w:val="single" w:color="999999" w:sz="4"/>
-              <w:bottom w:val="single" w:color="999999" w:sz="4"/>
-              <w:right w:val="single" w:color="999999" w:sz="4"/>
-            </w:tcBorders>
-            <w:shd w:fill="E8E8E8" w:val="clear"/>
-          </w:tcPr>
-          <w:p>
-            <w:r>
-              <w:rPr>
-                <w:b w:val="0"/>
-              </w:rPr>
-              <w:t>corrective and preventive action</w:t>
-            </w:r>
-          </w:p>
-        </w:tc>
-      </w:tr>
-      <w:tr>
-        <w:tc>
-          <w:tcPr>
-            <w:tcW w:type="pct" w:w="22%"/>
-            <w:tcBorders>
-              <w:top w:val="single" w:color="999999" w:sz="4"/>
-              <w:left w:val="single" w:color="999999" w:sz="4"/>
-              <w:bottom w:val="single" w:color="999999" w:sz="4"/>
-              <w:right w:val="single" w:color="999999" w:sz="4"/>
-            </w:tcBorders>
-            <w:shd w:fill="E8E8E8" w:val="clear"/>
-          </w:tcPr>
-          <w:p>
-            <w:r>
-              <w:rPr>
-                <w:b w:val="0"/>
-              </w:rPr>
-              <w:t>IM</w:t>
-            </w:r>
-          </w:p>
-        </w:tc>
-        <w:tc>
-          <w:tcPr>
-            <w:tcW w:type="pct" w:w="22%"/>
-            <w:tcBorders>
-              <w:top w:val="single" w:color="999999" w:sz="4"/>
-              <w:left w:val="single" w:color="999999" w:sz="4"/>
-              <w:bottom w:val="single" w:color="999999" w:sz="4"/>
-              <w:right w:val="single" w:color="999999" w:sz="4"/>
-            </w:tcBorders>
-            <w:shd w:fill="E8E8E8" w:val="clear"/>
-          </w:tcPr>
-          <w:p>
-            <w:r>
-              <w:rPr>
-                <w:b w:val="0"/>
-              </w:rPr>
-              <w:t>intramuscular</w:t>
-            </w:r>
-          </w:p>
-        </w:tc>
-      </w:tr>
-      <w:tr>
-        <w:tc>
-          <w:tcPr>
-            <w:tcW w:type="pct" w:w="22%"/>
-            <w:tcBorders>
-              <w:top w:val="single" w:color="999999" w:sz="4"/>
-              <w:left w:val="single" w:color="999999" w:sz="4"/>
-              <w:bottom w:val="single" w:color="999999" w:sz="4"/>
-              <w:right w:val="single" w:color="999999" w:sz="4"/>
-            </w:tcBorders>
-            <w:shd w:fill="E8E8E8" w:val="clear"/>
-          </w:tcPr>
-          <w:p>
-            <w:r>
-              <w:rPr>
-                <w:b w:val="0"/>
-              </w:rPr>
-              <w:t>IV</w:t>
-            </w:r>
-          </w:p>
-        </w:tc>
-        <w:tc>
-          <w:tcPr>
-            <w:tcW w:type="pct" w:w="22%"/>
-            <w:tcBorders>
-              <w:top w:val="single" w:color="999999" w:sz="4"/>
-              <w:left w:val="single" w:color="999999" w:sz="4"/>
-              <w:bottom w:val="single" w:color="999999" w:sz="4"/>
-              <w:right w:val="single" w:color="999999" w:sz="4"/>
-            </w:tcBorders>
-            <w:shd w:fill="E8E8E8" w:val="clear"/>
-          </w:tcPr>
-          <w:p>
-            <w:r>
-              <w:rPr>
-                <w:b w:val="0"/>
-              </w:rPr>
-              <w:t>intravenous</w:t>
-            </w:r>
-          </w:p>
-        </w:tc>
-      </w:tr>
-      <w:tr>
-        <w:tc>
-          <w:tcPr>
-            <w:tcW w:type="pct" w:w="22%"/>
-            <w:tcBorders>
-              <w:top w:val="single" w:color="999999" w:sz="4"/>
-              <w:left w:val="single" w:color="999999" w:sz="4"/>
-              <w:bottom w:val="single" w:color="999999" w:sz="4"/>
-              <w:right w:val="single" w:color="999999" w:sz="4"/>
-            </w:tcBorders>
-            <w:shd w:fill="E8E8E8" w:val="clear"/>
-          </w:tcPr>
-          <w:p>
-            <w:r>
-              <w:rPr>
-                <w:b w:val="0"/>
-              </w:rPr>
-              <w:t>MAR</w:t>
-            </w:r>
-          </w:p>
-        </w:tc>
-        <w:tc>
-          <w:tcPr>
-            <w:tcW w:type="pct" w:w="22%"/>
-            <w:tcBorders>
-              <w:top w:val="single" w:color="999999" w:sz="4"/>
-              <w:left w:val="single" w:color="999999" w:sz="4"/>
-              <w:bottom w:val="single" w:color="999999" w:sz="4"/>
-              <w:right w:val="single" w:color="999999" w:sz="4"/>
-            </w:tcBorders>
-            <w:shd w:fill="E8E8E8" w:val="clear"/>
-          </w:tcPr>
-          <w:p>
-            <w:r>
-              <w:rPr>
-                <w:b w:val="0"/>
-              </w:rPr>
-              <w:t>medication administration record</w:t>
-            </w:r>
-          </w:p>
-        </w:tc>
-      </w:tr>
-      <w:tr>
-        <w:tc>
-          <w:tcPr>
-            <w:tcW w:type="pct" w:w="22%"/>
-            <w:tcBorders>
-              <w:top w:val="single" w:color="999999" w:sz="4"/>
-              <w:left w:val="single" w:color="999999" w:sz="4"/>
-              <w:bottom w:val="single" w:color="999999" w:sz="4"/>
-              <w:right w:val="single" w:color="999999" w:sz="4"/>
-            </w:tcBorders>
-            <w:shd w:fill="E8E8E8" w:val="clear"/>
-          </w:tcPr>
-          <w:p>
-            <w:r>
-              <w:rPr>
-                <w:b w:val="0"/>
-              </w:rPr>
-              <w:t>MOM</w:t>
-            </w:r>
-          </w:p>
-        </w:tc>
-        <w:tc>
-          <w:tcPr>
-            <w:tcW w:type="pct" w:w="22%"/>
-            <w:tcBorders>
-              <w:top w:val="single" w:color="999999" w:sz="4"/>
-              <w:left w:val="single" w:color="999999" w:sz="4"/>
-              <w:bottom w:val="single" w:color="999999" w:sz="4"/>
-              <w:right w:val="single" w:color="999999" w:sz="4"/>
-            </w:tcBorders>
-            <w:shd w:fill="E8E8E8" w:val="clear"/>
-          </w:tcPr>
-          <w:p>
-            <w:r>
-              <w:rPr>
-                <w:b w:val="0"/>
-              </w:rPr>
-              <w:t>Management of Medication (NABH SHCO chapter 7)</w:t>
-            </w:r>
-          </w:p>
-        </w:tc>
-      </w:tr>
-      <w:tr>
-        <w:tc>
-          <w:tcPr>
-            <w:tcW w:type="pct" w:w="22%"/>
-            <w:tcBorders>
-              <w:top w:val="single" w:color="999999" w:sz="4"/>
-              <w:left w:val="single" w:color="999999" w:sz="4"/>
-              <w:bottom w:val="single" w:color="999999" w:sz="4"/>
-              <w:right w:val="single" w:color="999999" w:sz="4"/>
-            </w:tcBorders>
-            <w:shd w:fill="E8E8E8" w:val="clear"/>
-          </w:tcPr>
-          <w:p>
-            <w:r>
-              <w:rPr>
-                <w:b w:val="0"/>
-              </w:rPr>
-              <w:t>NABH</w:t>
-            </w:r>
-          </w:p>
-        </w:tc>
-        <w:tc>
-          <w:tcPr>
-            <w:tcW w:type="pct" w:w="22%"/>
-            <w:tcBorders>
-              <w:top w:val="single" w:color="999999" w:sz="4"/>
-              <w:left w:val="single" w:color="999999" w:sz="4"/>
-              <w:bottom w:val="single" w:color="999999" w:sz="4"/>
-              <w:right w:val="single" w:color="999999" w:sz="4"/>
-            </w:tcBorders>
-            <w:shd w:fill="E8E8E8" w:val="clear"/>
-          </w:tcPr>
-          <w:p>
-            <w:r>
-              <w:rPr>
-                <w:b w:val="0"/>
-              </w:rPr>
-              <w:t>National Accreditation Board for Hospitals and Healthcare Providers</w:t>
-            </w:r>
-          </w:p>
-        </w:tc>
-      </w:tr>
-      <w:tr>
-        <w:tc>
-          <w:tcPr>
-            <w:tcW w:type="pct" w:w="22%"/>
-            <w:tcBorders>
-              <w:top w:val="single" w:color="999999" w:sz="4"/>
-              <w:left w:val="single" w:color="999999" w:sz="4"/>
-              <w:bottom w:val="single" w:color="999999" w:sz="4"/>
-              <w:right w:val="single" w:color="999999" w:sz="4"/>
-            </w:tcBorders>
-            <w:shd w:fill="E8E8E8" w:val="clear"/>
-          </w:tcPr>
-          <w:p>
-            <w:r>
-              <w:rPr>
-                <w:b w:val="0"/>
-              </w:rPr>
-              <w:t>OE</w:t>
-            </w:r>
-          </w:p>
-        </w:tc>
-        <w:tc>
-          <w:tcPr>
-            <w:tcW w:type="pct" w:w="22%"/>
-            <w:tcBorders>
-              <w:top w:val="single" w:color="999999" w:sz="4"/>
-              <w:left w:val="single" w:color="999999" w:sz="4"/>
-              <w:bottom w:val="single" w:color="999999" w:sz="4"/>
-              <w:right w:val="single" w:color="999999" w:sz="4"/>
-            </w:tcBorders>
-            <w:shd w:fill="E8E8E8" w:val="clear"/>
-          </w:tcPr>
-          <w:p>
-            <w:r>
-              <w:rPr>
-                <w:b w:val="0"/>
-              </w:rPr>
-              <w:t>objective element</w:t>
-            </w:r>
-          </w:p>
-        </w:tc>
-      </w:tr>
-      <w:tr>
-        <w:tc>
-          <w:tcPr>
-            <w:tcW w:type="pct" w:w="22%"/>
-            <w:tcBorders>
-              <w:top w:val="single" w:color="999999" w:sz="4"/>
-              <w:left w:val="single" w:color="999999" w:sz="4"/>
-              <w:bottom w:val="single" w:color="999999" w:sz="4"/>
-              <w:right w:val="single" w:color="999999" w:sz="4"/>
-            </w:tcBorders>
-            <w:shd w:fill="E8E8E8" w:val="clear"/>
-          </w:tcPr>
-          <w:p>
-            <w:r>
-              <w:rPr>
-                <w:b w:val="0"/>
-              </w:rPr>
-              <w:t>PSQ</w:t>
-            </w:r>
-          </w:p>
-        </w:tc>
-        <w:tc>
-          <w:tcPr>
-            <w:tcW w:type="pct" w:w="22%"/>
-            <w:tcBorders>
-              <w:top w:val="single" w:color="999999" w:sz="4"/>
-              <w:left w:val="single" w:color="999999" w:sz="4"/>
-              <w:bottom w:val="single" w:color="999999" w:sz="4"/>
-              <w:right w:val="single" w:color="999999" w:sz="4"/>
-            </w:tcBorders>
-            <w:shd w:fill="E8E8E8" w:val="clear"/>
-          </w:tcPr>
-          <w:p>
-            <w:r>
-              <w:rPr>
-                <w:b w:val="0"/>
-              </w:rPr>
-              <w:t>Patient Safety and Quality Improvement (NABH SHCO chapter 3)</w:t>
-            </w:r>
-          </w:p>
-        </w:tc>
-      </w:tr>
-      <w:tr>
-        <w:tc>
-          <w:tcPr>
-            <w:tcW w:type="pct" w:w="22%"/>
-            <w:tcBorders>
-              <w:top w:val="single" w:color="999999" w:sz="4"/>
-              <w:left w:val="single" w:color="999999" w:sz="4"/>
-              <w:bottom w:val="single" w:color="999999" w:sz="4"/>
-              <w:right w:val="single" w:color="999999" w:sz="4"/>
-            </w:tcBorders>
-            <w:shd w:fill="E8E8E8" w:val="clear"/>
-          </w:tcPr>
-          <w:p>
-            <w:r>
-              <w:rPr>
-                <w:b w:val="0"/>
-              </w:rPr>
-              <w:t>SC</w:t>
-            </w:r>
-          </w:p>
-        </w:tc>
-        <w:tc>
-          <w:tcPr>
-            <w:tcW w:type="pct" w:w="22%"/>
-            <w:tcBorders>
-              <w:top w:val="single" w:color="999999" w:sz="4"/>
-              <w:left w:val="single" w:color="999999" w:sz="4"/>
-              <w:bottom w:val="single" w:color="999999" w:sz="4"/>
-              <w:right w:val="single" w:color="999999" w:sz="4"/>
-            </w:tcBorders>
-            <w:shd w:fill="E8E8E8" w:val="clear"/>
-          </w:tcPr>
-          <w:p>
-            <w:r>
-              <w:rPr>
-                <w:b w:val="0"/>
-              </w:rPr>
-              <w:t>subcutaneous</w:t>
-            </w:r>
-          </w:p>
-        </w:tc>
-      </w:tr>
-      <w:tr>
-        <w:tc>
-          <w:tcPr>
-            <w:tcW w:type="pct" w:w="22%"/>
-            <w:tcBorders>
-              <w:top w:val="single" w:color="999999" w:sz="4"/>
-              <w:left w:val="single" w:color="999999" w:sz="4"/>
-              <w:bottom w:val="single" w:color="999999" w:sz="4"/>
-              <w:right w:val="single" w:color="999999" w:sz="4"/>
-            </w:tcBorders>
-            <w:shd w:fill="E8E8E8" w:val="clear"/>
-          </w:tcPr>
-          <w:p>
-            <w:r>
-              <w:rPr>
-                <w:b w:val="0"/>
-              </w:rPr>
-              <w:t>SHCO</w:t>
-            </w:r>
-          </w:p>
-        </w:tc>
-        <w:tc>
-          <w:tcPr>
-            <w:tcW w:type="pct" w:w="22%"/>
-            <w:tcBorders>
-              <w:top w:val="single" w:color="999999" w:sz="4"/>
-              <w:left w:val="single" w:color="999999" w:sz="4"/>
-              <w:bottom w:val="single" w:color="999999" w:sz="4"/>
-              <w:right w:val="single" w:color="999999" w:sz="4"/>
-            </w:tcBorders>
-            <w:shd w:fill="E8E8E8" w:val="clear"/>
-          </w:tcPr>
-          <w:p>
-            <w:r>
-              <w:rPr>
-                <w:b w:val="0"/>
-              </w:rPr>
-              <w:t>Standards for Small Healthcare Organisations</w:t>
-            </w:r>
-          </w:p>
-        </w:tc>
-      </w:tr>
-    </w:tbl>
-    <w:p>
-      <w:pPr>
-        <w:pStyle w:val="Heading1"/>
-        <w:spacing w:after="120" w:before="280"/>
-      </w:pPr>
-      <w:r>
-        <w:t>12. Traceability to NABH SHCO 3rd Edition MOM.6</w:t>
-      </w:r>
-    </w:p>
-    <w:p>
-      <w:pPr>
-        <w:spacing w:after="120"/>
-      </w:pPr>
-      <w:r>
-        <w:rPr>
-          <w:i/>
-          <w:iCs/>
-          <w:sz w:val="20"/>
-          <w:szCs w:val="20"/>
-        </w:rPr>
-        <w:t xml:space="preserve">This table is an index. It is not how the policy is organised.</w:t>
-      </w:r>
-    </w:p>
     <w:p>
       <w:pPr>
         <w:pStyle w:val="Heading1"/>

--- a/policies/build/masters/MOM.6_v2_master.docx
+++ b/policies/build/masters/MOM.6_v2_master.docx
@@ -677,7 +677,7 @@
           <w:sz w:val="22"/>
           <w:szCs w:val="22"/>
         </w:rPr>
-        <w:t xml:space="preserve">It covers MOM.6.a–i.</w:t>
+        <w:t>It covers nine elements.</w:t>
       </w:r>
     </w:p>
     <w:p>
@@ -710,7 +710,7 @@
           <w:sz w:val="22"/>
           <w:szCs w:val="22"/>
         </w:rPr>
-        <w:t xml:space="preserve">It covers MOM.6.a–i: safe administration; prepared medication labelling; patient identification before administration; medication and physical inspection verification; strength, route and timing verification; catheter and tubing mis-connection measures; documentation; self-administration governance; and outside-medication governance.</w:t>
+        <w:t>It covers nine elements: safe administration; prepared medication labelling; patient identification before administration; medication and physical inspection verification; strength, route and timing verification; catheter and tubing mis-connection measures; documentation; self-administration governance; and outside-medication governance.</w:t>
       </w:r>
     </w:p>
     <w:p>
@@ -1118,7 +1118,7 @@
           <w:sz w:val="22"/>
           <w:szCs w:val="22"/>
         </w:rPr>
-        <w:t xml:space="preserve">A wrong-strength, wrong-route, or wrong-time event is a medication error reported under MOM.7.</w:t>
+        <w:t>A wrong-strength, wrong-route, or wrong-time event is a medication error reported under the relevant policy.</w:t>
       </w:r>
     </w:p>
     <w:p>
@@ -1750,7 +1750,7 @@
           <w:sz w:val="22"/>
           <w:szCs w:val="22"/>
         </w:rPr>
-        <w:t xml:space="preserve">Administration errors and near-misses reported under MOM.7.</w:t>
+        <w:t>Administration errors and near-misses reported under the relevant policy.</w:t>
       </w:r>
     </w:p>
     <w:p>
@@ -1774,7 +1774,7 @@
           <w:sz w:val="22"/>
           <w:szCs w:val="22"/>
         </w:rPr>
-        <w:t xml:space="preserve">This policy is reviewed «annually», and sooner when MOM.5 or MOM.7 is revised.</w:t>
+        <w:t>This policy is reviewed «annually», and sooner when the dispensing or medication-event-monitoring policy is revised.</w:t>
       </w:r>
     </w:p>
     <w:p>

--- a/policies/build/masters/MOM.6_v2_master.docx
+++ b/policies/build/masters/MOM.6_v2_master.docx
@@ -4857,8 +4857,23 @@
           <w:sz w:val="22"/>
           <w:szCs w:val="22"/>
         </w:rPr>
-        <w:t xml:space="preserve">National Accreditation Board for Hospitals and Healthcare Providers (NABH), Standards for Small Healthcare Organisations, 3rd Edition — Management of Medication chapter, standard MOM.6.</w:t>
-      </w:r>
+      </w:r>
+      <w:r>
+        <w:rPr>
+          <w:sz w:val="22"/>
+        </w:rPr>
+        <w:t xml:space="preserve">National Accreditation Board for Hospitals &amp; Healthcare Providers. (2022). Standards for small healthcare organisations (3rd ed.) — Management of Medication chapter, standard MOM.6. </w:t>
+      </w:r>
+      <w:hyperlink r:id="rId9">
+        <w:r>
+          <w:rPr>
+            <w:rStyle w:val="Hyperlink"/>
+            <w:sz w:val="22"/>
+            <w:szCs w:val="22"/>
+          </w:rPr>
+          <w:t>https://nabh.co/programmes/small-healthcare-organisation-shco-accreditation-programme/</w:t>
+        </w:r>
+      </w:hyperlink>
     </w:p>
     <w:p>
       <w:pPr>
